--- a/tillsyn/A 7236-2025 tillsynsbegäran.docx
+++ b/tillsyn/A 7236-2025 tillsynsbegäran.docx
@@ -526,7 +526,7 @@
     <w:r>
       <w:tab/>
       <w:tab/>
-      <w:t>2025-03-02</w:t>
+      <w:t>2025-03-03</w:t>
       <w:br/>
       <w:br/>
     </w:r>

--- a/tillsyn/A 7236-2025 tillsynsbegäran.docx
+++ b/tillsyn/A 7236-2025 tillsynsbegäran.docx
@@ -526,7 +526,7 @@
     <w:r>
       <w:tab/>
       <w:tab/>
-      <w:t>2025-03-03</w:t>
+      <w:t>2025-03-04</w:t>
       <w:br/>
       <w:br/>
     </w:r>

--- a/tillsyn/A 7236-2025 tillsynsbegäran.docx
+++ b/tillsyn/A 7236-2025 tillsynsbegäran.docx
@@ -526,7 +526,7 @@
     <w:r>
       <w:tab/>
       <w:tab/>
-      <w:t>2025-03-04</w:t>
+      <w:t>2025-03-05</w:t>
       <w:br/>
       <w:br/>
     </w:r>

--- a/tillsyn/A 7236-2025 tillsynsbegäran.docx
+++ b/tillsyn/A 7236-2025 tillsynsbegäran.docx
@@ -526,7 +526,7 @@
     <w:r>
       <w:tab/>
       <w:tab/>
-      <w:t>2025-03-05</w:t>
+      <w:t>2025-03-06</w:t>
       <w:br/>
       <w:br/>
     </w:r>

--- a/tillsyn/A 7236-2025 tillsynsbegäran.docx
+++ b/tillsyn/A 7236-2025 tillsynsbegäran.docx
@@ -35,7 +35,7 @@
     </w:p>
     <w:p>
       <w:r>
-        <w:t>I avverkningsanmälan har följande 8 naturvårdsarter hittats: cypresslummer (VU, §8), knärot (VU, §8), garnlav (NT), bronshjon (S), mindre märgborre (S), vedticka (S), tjäder (§4) och revlummer (§9). Av dessa är 3 rödlistade. För rödlistade arter har rödlistekategorin angivits inom parentes. Arter som är signalarter enligt Skogsstyrelsen har markerats med (S). För fridlysta arter anges även paragrafen i Artskyddsförordningen som arten är fridlyst enligt.</w:t>
+        <w:t>I avverkningsanmälan har följande 7 naturvårdsarter hittats: cypresslummer (VU, §8), knärot (VU, §8), garnlav (NT), bronshjon (S), mindre märgborre (S), tjäder (§4) och revlummer (§9). Av dessa är 3 rödlistade. För rödlistade arter har rödlistekategorin angivits inom parentes. Arter som är signalarter enligt Skogsstyrelsen har markerats med (S). För fridlysta arter anges även paragrafen i Artskyddsförordningen som arten är fridlyst enligt.</w:t>
       </w:r>
     </w:p>
     <w:p>
@@ -526,7 +526,7 @@
     <w:r>
       <w:tab/>
       <w:tab/>
-      <w:t>2025-03-06</w:t>
+      <w:t>2025-03-07</w:t>
       <w:br/>
       <w:br/>
     </w:r>

--- a/tillsyn/A 7236-2025 tillsynsbegäran.docx
+++ b/tillsyn/A 7236-2025 tillsynsbegäran.docx
@@ -526,7 +526,7 @@
     <w:r>
       <w:tab/>
       <w:tab/>
-      <w:t>2025-03-07</w:t>
+      <w:t>2025-03-08</w:t>
       <w:br/>
       <w:br/>
     </w:r>

--- a/tillsyn/A 7236-2025 tillsynsbegäran.docx
+++ b/tillsyn/A 7236-2025 tillsynsbegäran.docx
@@ -526,7 +526,7 @@
     <w:r>
       <w:tab/>
       <w:tab/>
-      <w:t>2025-03-08</w:t>
+      <w:t>2025-03-09</w:t>
       <w:br/>
       <w:br/>
     </w:r>

--- a/tillsyn/A 7236-2025 tillsynsbegäran.docx
+++ b/tillsyn/A 7236-2025 tillsynsbegäran.docx
@@ -526,7 +526,7 @@
     <w:r>
       <w:tab/>
       <w:tab/>
-      <w:t>2025-03-09</w:t>
+      <w:t>2025-03-10</w:t>
       <w:br/>
       <w:br/>
     </w:r>

--- a/tillsyn/A 7236-2025 tillsynsbegäran.docx
+++ b/tillsyn/A 7236-2025 tillsynsbegäran.docx
@@ -526,7 +526,7 @@
     <w:r>
       <w:tab/>
       <w:tab/>
-      <w:t>2025-03-10</w:t>
+      <w:t>2025-03-11</w:t>
       <w:br/>
       <w:br/>
     </w:r>

--- a/tillsyn/A 7236-2025 tillsynsbegäran.docx
+++ b/tillsyn/A 7236-2025 tillsynsbegäran.docx
@@ -526,7 +526,7 @@
     <w:r>
       <w:tab/>
       <w:tab/>
-      <w:t>2025-03-11</w:t>
+      <w:t>2025-03-12</w:t>
       <w:br/>
       <w:br/>
     </w:r>

--- a/tillsyn/A 7236-2025 tillsynsbegäran.docx
+++ b/tillsyn/A 7236-2025 tillsynsbegäran.docx
@@ -526,7 +526,7 @@
     <w:r>
       <w:tab/>
       <w:tab/>
-      <w:t>2025-03-12</w:t>
+      <w:t>2025-03-13</w:t>
       <w:br/>
       <w:br/>
     </w:r>

--- a/tillsyn/A 7236-2025 tillsynsbegäran.docx
+++ b/tillsyn/A 7236-2025 tillsynsbegäran.docx
@@ -35,7 +35,7 @@
     </w:p>
     <w:p>
       <w:r>
-        <w:t>I avverkningsanmälan har följande 7 naturvårdsarter hittats: cypresslummer (VU, §8), knärot (VU, §8), garnlav (NT), bronshjon (S), mindre märgborre (S), tjäder (§4) och revlummer (§9). Av dessa är 3 rödlistade. För rödlistade arter har rödlistekategorin angivits inom parentes. Arter som är signalarter enligt Skogsstyrelsen har markerats med (S). För fridlysta arter anges även paragrafen i Artskyddsförordningen som arten är fridlyst enligt.</w:t>
+        <w:t>I avverkningsanmälan har följande 7 naturvårdsarter hittats: knärot (VU, §8), garnlav (NT), bronshjon (S), mindre märgborre (S), plattlummer (S, §9), vedticka (S) och revlummer (§9). Av dessa är 2 rödlistade. För rödlistade arter har rödlistekategorin angivits inom parentes. Arter som är signalarter enligt Skogsstyrelsen har markerats med (S). För fridlysta arter anges även paragrafen i Artskyddsförordningen som arten är fridlyst enligt.</w:t>
       </w:r>
     </w:p>
     <w:p>
@@ -50,7 +50,7 @@
       <w:r>
         <w:drawing>
           <wp:inline xmlns:a="http://schemas.openxmlformats.org/drawingml/2006/main" xmlns:pic="http://schemas.openxmlformats.org/drawingml/2006/picture">
-            <wp:extent cx="5486400" cy="3980500"/>
+            <wp:extent cx="5486400" cy="4034451"/>
             <wp:docPr id="1" name="Picture 1"/>
             <wp:cNvGraphicFramePr>
               <a:graphicFrameLocks noChangeAspect="1"/>
@@ -71,7 +71,7 @@
                   <pic:spPr>
                     <a:xfrm>
                       <a:off x="0" y="0"/>
-                      <a:ext cx="5486400" cy="3980500"/>
+                      <a:ext cx="5486400" cy="4034451"/>
                     </a:xfrm>
                     <a:prstGeom prst="rect"/>
                   </pic:spPr>
@@ -100,21 +100,7 @@
     </w:p>
     <w:p>
       <w:r>
-        <w:t>Följande fridlysta arter har sina livsmiljöer och växtplatser i den avverkningsanmälda skogen: cypresslummer (VU, §8), knärot (VU, §8), tjäder (§4) och revlummer (§9).</w:t>
-      </w:r>
-    </w:p>
-    <w:p>
-      <w:r>
-        <w:t xml:space="preserve">Observera att medlemsländerna är skyldiga att agera i enlighet med EU:s fågeldirektiv där det uttryckligen står att direktivet gäller för fåglar samt för deras ägg, bon och </w:t>
-      </w:r>
-      <w:r>
-        <w:rPr>
-          <w:b/>
-        </w:rPr>
-        <w:t xml:space="preserve">livsmiljöer </w:t>
-      </w:r>
-      <w:r>
-        <w:t>(artikel 1). Vidare att de åtgärder som vidtas inte får leda till en försämring av den nuvarande situationen beträffande bevarandet av de fågelarter som avses i artikel 1 (artikel 13). Fågeldirektivet är styrande för tillsynsansvariga myndigheters ärendehantering, ställningstaganden och beslutsfattande.</w:t>
+        <w:t>Följande fridlysta arter har sina livsmiljöer och växtplatser i den avverkningsanmälda skogen: knärot (VU, §8), plattlummer (S, §9) och revlummer (§9).</w:t>
       </w:r>
     </w:p>
     <w:p>
@@ -358,46 +344,6 @@
         <w:t>SLU Artdatabanken, Uppsala</w:t>
       </w:r>
     </w:p>
-    <w:p>
-      <w:pPr>
-        <w:pStyle w:val="Heading1"/>
-      </w:pPr>
-      <w:r>
-        <w:t>Tjäder – ekologi samt krav på livsmiljön</w:t>
-      </w:r>
-    </w:p>
-    <w:p>
-      <w:r>
-        <w:t>Tjäder (§4) är en utpräglad skogsfågel knuten till större sammanhängande barrskogsområden. Tupparna och hönorna utnyttjar till viss del olika miljöer, och habitatvalet varierar dessutom mellan olika delar av året. För att det ska finnas livskraftiga tjäderbestånd krävs funktionella skogslandskap med en blandning av uppvuxen, gles och luckig skog, täta sumpskogar, myrar och andra små våtmarker.</w:t>
-      </w:r>
-    </w:p>
-    <w:p>
-      <w:r>
-        <w:t>Arten försvinner när skogen fragmenteras och den sammanlagda arealen hyggen och andra öppna områden blir för stor. Ett småskaligt och försiktigt virkesuttag genom hyggesfria metoder kan i vissa fall vara möjligt i området inom 200 m från lekcentrum. Längre ut från lekcentrum, inom 200–500 m bör den avverkade ytan inte överskrida 1 hektar för att undvika alltför stora och snabba förändringar.</w:t>
-      </w:r>
-    </w:p>
-    <w:p>
-      <w:pPr>
-        <w:pStyle w:val="Heading2"/>
-      </w:pPr>
-      <w:r>
-        <w:t>Referenser – tjäder</w:t>
-      </w:r>
-    </w:p>
-    <w:p>
-      <w:r>
-        <w:t xml:space="preserve">Skogsstyrelsen, 2019. </w:t>
-      </w:r>
-      <w:r>
-        <w:rPr>
-          <w:i/>
-        </w:rPr>
-        <w:t xml:space="preserve">Vägledning för hänsyn till fåglar – tjäder. </w:t>
-      </w:r>
-      <w:r>
-        <w:t>https://www.skogsstyrelsen.se/globalassets/lag-och-tillsyn/artskydd/vagledningar-for-hansyn-till-faglar/tjader-vagledning-hansyn2.pdf</w:t>
-      </w:r>
-    </w:p>
     <w:sectPr>
       <w:headerReference w:type="even" r:id="rId8"/>
       <w:headerReference w:type="default" r:id="rId9"/>
@@ -526,7 +472,7 @@
     <w:r>
       <w:tab/>
       <w:tab/>
-      <w:t>2025-03-13</w:t>
+      <w:t>2025-03-14</w:t>
       <w:br/>
       <w:br/>
     </w:r>

--- a/tillsyn/A 7236-2025 tillsynsbegäran.docx
+++ b/tillsyn/A 7236-2025 tillsynsbegäran.docx
@@ -472,7 +472,7 @@
     <w:r>
       <w:tab/>
       <w:tab/>
-      <w:t>2025-03-14</w:t>
+      <w:t>2025-03-15</w:t>
       <w:br/>
       <w:br/>
     </w:r>

--- a/tillsyn/A 7236-2025 tillsynsbegäran.docx
+++ b/tillsyn/A 7236-2025 tillsynsbegäran.docx
@@ -472,7 +472,7 @@
     <w:r>
       <w:tab/>
       <w:tab/>
-      <w:t>2025-03-15</w:t>
+      <w:t>2025-03-16</w:t>
       <w:br/>
       <w:br/>
     </w:r>

--- a/tillsyn/A 7236-2025 tillsynsbegäran.docx
+++ b/tillsyn/A 7236-2025 tillsynsbegäran.docx
@@ -35,7 +35,7 @@
     </w:p>
     <w:p>
       <w:r>
-        <w:t>I avverkningsanmälan har följande 7 naturvårdsarter hittats: knärot (VU, §8), garnlav (NT), bronshjon (S), mindre märgborre (S), plattlummer (S, §9), vedticka (S) och revlummer (§9). Av dessa är 2 rödlistade. För rödlistade arter har rödlistekategorin angivits inom parentes. Arter som är signalarter enligt Skogsstyrelsen har markerats med (S). För fridlysta arter anges även paragrafen i Artskyddsförordningen som arten är fridlyst enligt.</w:t>
+        <w:t>I avverkningsanmälan har följande 9 naturvårdsarter hittats: knärot (VU, §8), garnlav (NT), bronshjon (S), mindre märgborre (S), nästlav (S), plattlummer (S, §9), vedticka (S), sparvuggla (§4) och revlummer (§9). Av dessa är 2 rödlistade. För rödlistade arter har rödlistekategorin angivits inom parentes. Arter som är signalarter enligt Skogsstyrelsen har markerats med (S). För fridlysta arter anges även paragrafen i Artskyddsförordningen som arten är fridlyst enligt.</w:t>
       </w:r>
     </w:p>
     <w:p>
@@ -100,7 +100,21 @@
     </w:p>
     <w:p>
       <w:r>
-        <w:t>Följande fridlysta arter har sina livsmiljöer och växtplatser i den avverkningsanmälda skogen: knärot (VU, §8), plattlummer (S, §9) och revlummer (§9).</w:t>
+        <w:t>Följande fridlysta arter har sina livsmiljöer och växtplatser i den avverkningsanmälda skogen: knärot (VU, §8), plattlummer (S, §9), sparvuggla (§4) och revlummer (§9).</w:t>
+      </w:r>
+    </w:p>
+    <w:p>
+      <w:r>
+        <w:t xml:space="preserve">Observera att medlemsländerna är skyldiga att agera i enlighet med EU:s fågeldirektiv där det uttryckligen står att direktivet gäller för fåglar samt för deras ägg, bon och </w:t>
+      </w:r>
+      <w:r>
+        <w:rPr>
+          <w:b/>
+        </w:rPr>
+        <w:t xml:space="preserve">livsmiljöer </w:t>
+      </w:r>
+      <w:r>
+        <w:t>(artikel 1). Vidare att de åtgärder som vidtas inte får leda till en försämring av den nuvarande situationen beträffande bevarandet av de fågelarter som avses i artikel 1 (artikel 13). Fågeldirektivet är styrande för tillsynsansvariga myndigheters ärendehantering, ställningstaganden och beslutsfattande.</w:t>
       </w:r>
     </w:p>
     <w:p>
@@ -170,6 +184,17 @@
       <w:pPr>
         <w:pStyle w:val="Caption"/>
       </w:pPr>
+    </w:p>
+    <w:p>
+      <w:r>
+        <w:rPr>
+          <w:b/>
+        </w:rPr>
+        <w:t>Sparvuggla (§4)</w:t>
+      </w:r>
+      <w:r>
+        <w:t>, som omfattas av fågeldirektivets bilaga 1, häckar i naturskog samt i klassisk bondeskog och förekommer främst i större skogsområden som domineras av barrblandskog med stort inslag av asp, björk och andra lövträd. Den behöver relativt stora skogsområden och saknas helt i mindre skogar och isolerade dungar. Reviren är i storleksordningen upp till 200 hektar. Sparvugglan missgynnas av överföring av variationsrika bondeskogar till ensartade produktionsskogar. Särskilt avverkning av lövträdsrika kantzoner och igenplantering av gamla inägor (Skogsstyrelsen, 2016).</w:t>
+      </w:r>
     </w:p>
     <w:p>
       <w:r>
@@ -344,6 +369,39 @@
         <w:t>SLU Artdatabanken, Uppsala</w:t>
       </w:r>
     </w:p>
+    <w:p>
+      <w:pPr>
+        <w:pStyle w:val="Heading1"/>
+      </w:pPr>
+      <w:r>
+        <w:t>Sparvuggla – ekologi samt krav på livsmiljön</w:t>
+      </w:r>
+    </w:p>
+    <w:p>
+      <w:r>
+        <w:t>Sparvuggla (§4), som omfattas av fågeldirektivets bilaga 1, häckar i naturskog samt i klassisk bondeskog och förekommer främst i större skogsområden som domineras av barrblandskog med stort inslag av asp, björk och andra lövträd. Den behöver relativt stora skogsområden och saknas helt i mindre skogar och isolerade dungar. Reviren är i storleksordningen upp till 200 hektar. Sparvugglan missgynnas av överföring av variationsrika bondeskogar till ensartade produktionsskogar – särskilt avverkning av lövträdsrika kantzoner och igenplantering av gamla inägor (Skogsstyrelsen, 2016).</w:t>
+      </w:r>
+    </w:p>
+    <w:p>
+      <w:pPr>
+        <w:pStyle w:val="Heading2"/>
+      </w:pPr>
+      <w:r>
+        <w:t>Referenser – sparvuggla</w:t>
+      </w:r>
+    </w:p>
+    <w:p>
+      <w:r>
+        <w:t xml:space="preserve">Skogsstyrelsen, 2016. </w:t>
+      </w:r>
+      <w:r>
+        <w:rPr>
+          <w:i/>
+        </w:rPr>
+        <w:t>Vägledning för hänsyn till sparvuggla.</w:t>
+      </w:r>
+      <w:r/>
+    </w:p>
     <w:sectPr>
       <w:headerReference w:type="even" r:id="rId8"/>
       <w:headerReference w:type="default" r:id="rId9"/>
@@ -472,7 +530,7 @@
     <w:r>
       <w:tab/>
       <w:tab/>
-      <w:t>2025-03-16</w:t>
+      <w:t>2025-03-17</w:t>
       <w:br/>
       <w:br/>
     </w:r>

--- a/tillsyn/A 7236-2025 tillsynsbegäran.docx
+++ b/tillsyn/A 7236-2025 tillsynsbegäran.docx
@@ -530,7 +530,7 @@
     <w:r>
       <w:tab/>
       <w:tab/>
-      <w:t>2025-03-17</w:t>
+      <w:t>2025-03-18</w:t>
       <w:br/>
       <w:br/>
     </w:r>

--- a/tillsyn/A 7236-2025 tillsynsbegäran.docx
+++ b/tillsyn/A 7236-2025 tillsynsbegäran.docx
@@ -530,7 +530,7 @@
     <w:r>
       <w:tab/>
       <w:tab/>
-      <w:t>2025-03-18</w:t>
+      <w:t>2025-03-19</w:t>
       <w:br/>
       <w:br/>
     </w:r>

--- a/tillsyn/A 7236-2025 tillsynsbegäran.docx
+++ b/tillsyn/A 7236-2025 tillsynsbegäran.docx
@@ -530,7 +530,7 @@
     <w:r>
       <w:tab/>
       <w:tab/>
-      <w:t>2025-03-19</w:t>
+      <w:t>2025-03-20</w:t>
       <w:br/>
       <w:br/>
     </w:r>

--- a/tillsyn/A 7236-2025 tillsynsbegäran.docx
+++ b/tillsyn/A 7236-2025 tillsynsbegäran.docx
@@ -530,7 +530,7 @@
     <w:r>
       <w:tab/>
       <w:tab/>
-      <w:t>2025-03-20</w:t>
+      <w:t>2025-03-21</w:t>
       <w:br/>
       <w:br/>
     </w:r>

--- a/tillsyn/A 7236-2025 tillsynsbegäran.docx
+++ b/tillsyn/A 7236-2025 tillsynsbegäran.docx
@@ -530,7 +530,7 @@
     <w:r>
       <w:tab/>
       <w:tab/>
-      <w:t>2025-03-21</w:t>
+      <w:t>2025-03-22</w:t>
       <w:br/>
       <w:br/>
     </w:r>

--- a/tillsyn/A 7236-2025 tillsynsbegäran.docx
+++ b/tillsyn/A 7236-2025 tillsynsbegäran.docx
@@ -530,7 +530,7 @@
     <w:r>
       <w:tab/>
       <w:tab/>
-      <w:t>2025-03-22</w:t>
+      <w:t>2025-03-23</w:t>
       <w:br/>
       <w:br/>
     </w:r>

--- a/tillsyn/A 7236-2025 tillsynsbegäran.docx
+++ b/tillsyn/A 7236-2025 tillsynsbegäran.docx
@@ -530,7 +530,7 @@
     <w:r>
       <w:tab/>
       <w:tab/>
-      <w:t>2025-03-23</w:t>
+      <w:t>2025-03-24</w:t>
       <w:br/>
       <w:br/>
     </w:r>

--- a/tillsyn/A 7236-2025 tillsynsbegäran.docx
+++ b/tillsyn/A 7236-2025 tillsynsbegäran.docx
@@ -530,7 +530,7 @@
     <w:r>
       <w:tab/>
       <w:tab/>
-      <w:t>2025-03-24</w:t>
+      <w:t>2025-03-25</w:t>
       <w:br/>
       <w:br/>
     </w:r>

--- a/tillsyn/A 7236-2025 tillsynsbegäran.docx
+++ b/tillsyn/A 7236-2025 tillsynsbegäran.docx
@@ -530,7 +530,7 @@
     <w:r>
       <w:tab/>
       <w:tab/>
-      <w:t>2025-03-25</w:t>
+      <w:t>2025-03-26</w:t>
       <w:br/>
       <w:br/>
     </w:r>

--- a/tillsyn/A 7236-2025 tillsynsbegäran.docx
+++ b/tillsyn/A 7236-2025 tillsynsbegäran.docx
@@ -530,7 +530,7 @@
     <w:r>
       <w:tab/>
       <w:tab/>
-      <w:t>2025-03-26</w:t>
+      <w:t>2025-03-27</w:t>
       <w:br/>
       <w:br/>
     </w:r>

--- a/tillsyn/A 7236-2025 tillsynsbegäran.docx
+++ b/tillsyn/A 7236-2025 tillsynsbegäran.docx
@@ -530,7 +530,7 @@
     <w:r>
       <w:tab/>
       <w:tab/>
-      <w:t>2025-03-27</w:t>
+      <w:t>2025-03-28</w:t>
       <w:br/>
       <w:br/>
     </w:r>

--- a/tillsyn/A 7236-2025 tillsynsbegäran.docx
+++ b/tillsyn/A 7236-2025 tillsynsbegäran.docx
@@ -530,7 +530,7 @@
     <w:r>
       <w:tab/>
       <w:tab/>
-      <w:t>2025-04-02</w:t>
+      <w:t>2025-04-03</w:t>
       <w:br/>
       <w:br/>
     </w:r>

--- a/tillsyn/A 7236-2025 tillsynsbegäran.docx
+++ b/tillsyn/A 7236-2025 tillsynsbegäran.docx
@@ -530,7 +530,7 @@
     <w:r>
       <w:tab/>
       <w:tab/>
-      <w:t>2025-04-03</w:t>
+      <w:t>2025-04-05</w:t>
       <w:br/>
       <w:br/>
     </w:r>

--- a/tillsyn/A 7236-2025 tillsynsbegäran.docx
+++ b/tillsyn/A 7236-2025 tillsynsbegäran.docx
@@ -530,7 +530,7 @@
     <w:r>
       <w:tab/>
       <w:tab/>
-      <w:t>2025-04-05</w:t>
+      <w:t>2025-04-06</w:t>
       <w:br/>
       <w:br/>
     </w:r>

--- a/tillsyn/A 7236-2025 tillsynsbegäran.docx
+++ b/tillsyn/A 7236-2025 tillsynsbegäran.docx
@@ -530,7 +530,7 @@
     <w:r>
       <w:tab/>
       <w:tab/>
-      <w:t>2025-04-06</w:t>
+      <w:t>2025-04-07</w:t>
       <w:br/>
       <w:br/>
     </w:r>

--- a/tillsyn/A 7236-2025 tillsynsbegäran.docx
+++ b/tillsyn/A 7236-2025 tillsynsbegäran.docx
@@ -530,7 +530,7 @@
     <w:r>
       <w:tab/>
       <w:tab/>
-      <w:t>2025-04-07</w:t>
+      <w:t>2025-04-08</w:t>
       <w:br/>
       <w:br/>
     </w:r>

--- a/tillsyn/A 7236-2025 tillsynsbegäran.docx
+++ b/tillsyn/A 7236-2025 tillsynsbegäran.docx
@@ -530,7 +530,7 @@
     <w:r>
       <w:tab/>
       <w:tab/>
-      <w:t>2025-04-08</w:t>
+      <w:t>2025-04-09</w:t>
       <w:br/>
       <w:br/>
     </w:r>

--- a/tillsyn/A 7236-2025 tillsynsbegäran.docx
+++ b/tillsyn/A 7236-2025 tillsynsbegäran.docx
@@ -88,6 +88,17 @@
       </w:pPr>
       <w:r>
         <w:t>Figur 1. Fyndplatser för naturvårdsarter i det avverkningsanmälda området (röd linje). Markörer utan svart kant är placerade på fyndplatsen. Markörer med svart kant är placerade vid sidan av fyndplatsen och har ett svart streck som visar fyndplatsens exakta position. Kartans mittpunktskoordinat är N 6732700, E 513452 i SWEREF 99 TM.</w:t>
+      </w:r>
+    </w:p>
+    <w:p>
+      <w:r>
+        <w:rPr>
+          <w:b/>
+        </w:rPr>
+        <w:t>Garnlav (NT)</w:t>
+      </w:r>
+      <w:r>
+        <w:t xml:space="preserve"> är en utpräglad barrskogsart som ibland kan drapera träden i norrländska grannaturskogar med hög luftfuktighet. Den förekommer även i talldominerade bestånd där den, förutom i trädens grenverk, påträffas hängande över ojämnheter i tallbarken. Arten har minskat starkt i södra och mellersta Sverige och den minskar även i sitt nordliga utbredningsområde. Orsaken till tillbakagången beror främst på slutavverkningar av naturskogsartade skogar. Bestånd med riklig förekomst bör regelmässigt sparas. Garnlav är värdväxt för den mycket sällsynta och akut hotade fjärilen barrskogslavfly (CR) som hör hemma i boreala barrskogar med riklig förekomst av värdväxten. Tidigare kunde arten konstateras årligen på flera platser vid Dala-Floda i Dalarna innan lokalerna kalavverkades. Senaste fyndet i landet av barrskogslavfly är från år 2000 då den påträffades vid Högberget i Sollefteå kommun (SLU Artdatabanken, 2024).</w:t>
       </w:r>
     </w:p>
     <w:p>
@@ -310,7 +321,7 @@
         <w:t xml:space="preserve">Level and pattern of overstory retention interact to shape long-term responses of understories to timber harvest. </w:t>
       </w:r>
       <w:r>
-        <w:t xml:space="preserve">Ecological Applications, 22, 2049–2064 </w:t>
+        <w:t>Ecological Applications, 22, 2049–2064</w:t>
       </w:r>
     </w:p>
     <w:p>
@@ -400,7 +411,6 @@
         </w:rPr>
         <w:t>Vägledning för hänsyn till sparvuggla.</w:t>
       </w:r>
-      <w:r/>
     </w:p>
     <w:sectPr>
       <w:headerReference w:type="even" r:id="rId8"/>
@@ -530,7 +540,7 @@
     <w:r>
       <w:tab/>
       <w:tab/>
-      <w:t>2025-04-09</w:t>
+      <w:t>2025-04-10</w:t>
       <w:br/>
       <w:br/>
     </w:r>

--- a/tillsyn/A 7236-2025 tillsynsbegäran.docx
+++ b/tillsyn/A 7236-2025 tillsynsbegäran.docx
@@ -35,7 +35,7 @@
     </w:p>
     <w:p>
       <w:r>
-        <w:t>I avverkningsanmälan har följande 9 naturvårdsarter hittats: knärot (VU, §8), garnlav (NT), bronshjon (S), mindre märgborre (S), nästlav (S), plattlummer (S, §9), vedticka (S), sparvuggla (§4) och revlummer (§9). Av dessa är 2 rödlistade. För rödlistade arter har rödlistekategorin angivits inom parentes. Arter som är signalarter enligt Skogsstyrelsen har markerats med (S). För fridlysta arter anges även paragrafen i Artskyddsförordningen som arten är fridlyst enligt.</w:t>
+        <w:t>I avverkningsanmälan har följande 10 naturvårdsarter hittats: knärot (VU, §8), garnlav (NT), bronshjon (S), mindre märgborre (S), nästlav (S), plattlummer (S, §9), vedticka (S), sparvuggla (§4), tjäder (§4) och revlummer (§9). Av dessa är 2 rödlistade. För rödlistade arter har rödlistekategorin angivits inom parentes. Arter som är signalarter enligt Skogsstyrelsen har markerats med (S). För fridlysta arter anges även paragrafen i Artskyddsförordningen som arten är fridlyst enligt.</w:t>
       </w:r>
     </w:p>
     <w:p>
@@ -111,7 +111,7 @@
     </w:p>
     <w:p>
       <w:r>
-        <w:t>Följande fridlysta arter har sina livsmiljöer och växtplatser i den avverkningsanmälda skogen: knärot (VU, §8), plattlummer (S, §9), sparvuggla (§4) och revlummer (§9).</w:t>
+        <w:t>Följande fridlysta arter har sina livsmiljöer och växtplatser i den avverkningsanmälda skogen: knärot (VU, §8), plattlummer (S, §9), sparvuggla (§4), tjäder (§4) och revlummer (§9).</w:t>
       </w:r>
     </w:p>
     <w:p>
@@ -141,7 +141,7 @@
     </w:p>
     <w:p>
       <w:r>
-        <w:t>I det avverkningsanmälda området finns 5 fyndplatser för knärot registrerade på Artportalen. Figur 2 visar gränserna för buffertzoner på 50 m, som behöver lämnas kring fyndplatserna för att knärotslokalerna inte ska försvinna vid en avverkning. Av det avverkningsanmälda området överlappar 1.16 ha med buffertzonerna och får av detta skäl inte avverkas.</w:t>
+        <w:t>I det avverkningsanmälda området finns 17 fyndplatser för knärot registrerade på Artportalen. Figur 2 visar gränserna för buffertzoner på 50 m, som behöver lämnas kring fyndplatserna för att knärotslokalerna inte ska försvinna vid en avverkning. Av det avverkningsanmälda området överlappar 1.72 ha med buffertzonerna och får av detta skäl inte avverkas.</w:t>
       </w:r>
     </w:p>
     <w:p>
@@ -412,6 +412,46 @@
         <w:t>Vägledning för hänsyn till sparvuggla.</w:t>
       </w:r>
     </w:p>
+    <w:p>
+      <w:pPr>
+        <w:pStyle w:val="Heading1"/>
+      </w:pPr>
+      <w:r>
+        <w:t>Tjäder – ekologi samt krav på livsmiljön</w:t>
+      </w:r>
+    </w:p>
+    <w:p>
+      <w:r>
+        <w:t>Tjäder (§4) är en utpräglad skogsfågel knuten till större sammanhängande barrskogsområden. Tupparna och hönorna utnyttjar till viss del olika miljöer, och habitatvalet varierar dessutom mellan olika delar av året. För att det ska finnas livskraftiga tjäderbestånd krävs funktionella skogslandskap med en blandning av uppvuxen, gles och luckig skog, täta sumpskogar, myrar och andra små våtmarker (Skogsstyrelsen, 2019).</w:t>
+      </w:r>
+    </w:p>
+    <w:p>
+      <w:r>
+        <w:t>Arten försvinner när skogen fragmenteras och den sammanlagda arealen hyggen och andra öppna områden blir för stor. Ett småskaligt och försiktigt virkesuttag genom hyggesfria metoder kan i vissa fall vara möjligt i området inom 200 m från lekcentrum. Längre ut från lekcentrum, inom 200–500 m bör den avverkade ytan inte överskrida 1 hektar för att undvika alltför stora och snabba förändringar (Skogsstyrelsen, 2019).</w:t>
+      </w:r>
+    </w:p>
+    <w:p>
+      <w:pPr>
+        <w:pStyle w:val="Heading2"/>
+      </w:pPr>
+      <w:r>
+        <w:t>Referenser – tjäder</w:t>
+      </w:r>
+    </w:p>
+    <w:p>
+      <w:r>
+        <w:t xml:space="preserve">Skogsstyrelsen, 2019. </w:t>
+      </w:r>
+      <w:r>
+        <w:rPr>
+          <w:i/>
+        </w:rPr>
+        <w:t xml:space="preserve">Vägledning för hänsyn till fåglar – tjäder. </w:t>
+      </w:r>
+      <w:r>
+        <w:t>https://www.skogsstyrelsen.se/globalassets/lag-och-tillsyn/artskydd/vagledningar-for-hansyn-till-faglar/tjader-vagledning-hansyn2.pdf</w:t>
+      </w:r>
+    </w:p>
     <w:sectPr>
       <w:headerReference w:type="even" r:id="rId8"/>
       <w:headerReference w:type="default" r:id="rId9"/>
@@ -540,7 +580,7 @@
     <w:r>
       <w:tab/>
       <w:tab/>
-      <w:t>2025-04-10</w:t>
+      <w:t>2025-04-11</w:t>
       <w:br/>
       <w:br/>
     </w:r>

--- a/tillsyn/A 7236-2025 tillsynsbegäran.docx
+++ b/tillsyn/A 7236-2025 tillsynsbegäran.docx
@@ -580,7 +580,7 @@
     <w:r>
       <w:tab/>
       <w:tab/>
-      <w:t>2025-04-11</w:t>
+      <w:t>2025-04-12</w:t>
       <w:br/>
       <w:br/>
     </w:r>

--- a/tillsyn/A 7236-2025 tillsynsbegäran.docx
+++ b/tillsyn/A 7236-2025 tillsynsbegäran.docx
@@ -580,7 +580,7 @@
     <w:r>
       <w:tab/>
       <w:tab/>
-      <w:t>2025-04-12</w:t>
+      <w:t>2025-04-13</w:t>
       <w:br/>
       <w:br/>
     </w:r>

--- a/tillsyn/A 7236-2025 tillsynsbegäran.docx
+++ b/tillsyn/A 7236-2025 tillsynsbegäran.docx
@@ -580,7 +580,7 @@
     <w:r>
       <w:tab/>
       <w:tab/>
-      <w:t>2025-04-13</w:t>
+      <w:t>2025-04-14</w:t>
       <w:br/>
       <w:br/>
     </w:r>

--- a/tillsyn/A 7236-2025 tillsynsbegäran.docx
+++ b/tillsyn/A 7236-2025 tillsynsbegäran.docx
@@ -580,7 +580,7 @@
     <w:r>
       <w:tab/>
       <w:tab/>
-      <w:t>2025-04-14</w:t>
+      <w:t>2025-04-15</w:t>
       <w:br/>
       <w:br/>
     </w:r>

--- a/tillsyn/A 7236-2025 tillsynsbegäran.docx
+++ b/tillsyn/A 7236-2025 tillsynsbegäran.docx
@@ -580,7 +580,7 @@
     <w:r>
       <w:tab/>
       <w:tab/>
-      <w:t>2025-04-15</w:t>
+      <w:t>2025-04-16</w:t>
       <w:br/>
       <w:br/>
     </w:r>

--- a/tillsyn/A 7236-2025 tillsynsbegäran.docx
+++ b/tillsyn/A 7236-2025 tillsynsbegäran.docx
@@ -580,7 +580,7 @@
     <w:r>
       <w:tab/>
       <w:tab/>
-      <w:t>2025-04-16</w:t>
+      <w:t>2025-04-17</w:t>
       <w:br/>
       <w:br/>
     </w:r>

--- a/tillsyn/A 7236-2025 tillsynsbegäran.docx
+++ b/tillsyn/A 7236-2025 tillsynsbegäran.docx
@@ -580,7 +580,7 @@
     <w:r>
       <w:tab/>
       <w:tab/>
-      <w:t>2025-04-17</w:t>
+      <w:t>2025-04-18</w:t>
       <w:br/>
       <w:br/>
     </w:r>

--- a/tillsyn/A 7236-2025 tillsynsbegäran.docx
+++ b/tillsyn/A 7236-2025 tillsynsbegäran.docx
@@ -580,7 +580,7 @@
     <w:r>
       <w:tab/>
       <w:tab/>
-      <w:t>2025-04-18</w:t>
+      <w:t>2025-04-19</w:t>
       <w:br/>
       <w:br/>
     </w:r>

--- a/tillsyn/A 7236-2025 tillsynsbegäran.docx
+++ b/tillsyn/A 7236-2025 tillsynsbegäran.docx
@@ -773,7 +773,7 @@
     <w:r>
       <w:tab/>
       <w:tab/>
-      <w:t>2025-05-03</w:t>
+      <w:t>2025-05-04</w:t>
       <w:br/>
       <w:br/>
     </w:r>

--- a/tillsyn/A 7236-2025 tillsynsbegäran.docx
+++ b/tillsyn/A 7236-2025 tillsynsbegäran.docx
@@ -161,7 +161,7 @@
     </w:p>
     <w:p>
       <w:r>
-        <w:t>I det avverkningsanmälda området finns 17 fyndplatser för knärot registrerade på Artportalen. Figur 2 visar gränserna för buffertzoner på 50 m, som behöver lämnas kring fyndplatserna för att knärotslokalerna inte ska försvinna vid en avverkning. Av det avverkningsanmälda området överlappar 1.72 ha med buffertzonerna och får av detta skäl inte avverkas.</w:t>
+        <w:t>I det avverkningsanmälda området finns 18 fyndplatser för knärot registrerade på Artportalen. Figur 2 visar gränserna för buffertzoner på 50 m, som behöver lämnas kring fyndplatserna för att knärotslokalerna inte ska försvinna vid en avverkning. Av det avverkningsanmälda området överlappar 2.09 ha med buffertzonerna och får av detta skäl inte avverkas.</w:t>
       </w:r>
     </w:p>
     <w:p>
@@ -773,7 +773,7 @@
     <w:r>
       <w:tab/>
       <w:tab/>
-      <w:t>2025-05-04</w:t>
+      <w:t>2025-05-06</w:t>
       <w:br/>
       <w:br/>
     </w:r>

--- a/tillsyn/A 7236-2025 tillsynsbegäran.docx
+++ b/tillsyn/A 7236-2025 tillsynsbegäran.docx
@@ -773,7 +773,7 @@
     <w:r>
       <w:tab/>
       <w:tab/>
-      <w:t>2025-05-06</w:t>
+      <w:t>2025-05-07</w:t>
       <w:br/>
       <w:br/>
     </w:r>

--- a/tillsyn/A 7236-2025 tillsynsbegäran.docx
+++ b/tillsyn/A 7236-2025 tillsynsbegäran.docx
@@ -773,7 +773,7 @@
     <w:r>
       <w:tab/>
       <w:tab/>
-      <w:t>2025-05-07</w:t>
+      <w:t>2025-05-08</w:t>
       <w:br/>
       <w:br/>
     </w:r>

--- a/tillsyn/A 7236-2025 tillsynsbegäran.docx
+++ b/tillsyn/A 7236-2025 tillsynsbegäran.docx
@@ -773,7 +773,7 @@
     <w:r>
       <w:tab/>
       <w:tab/>
-      <w:t>2025-05-08</w:t>
+      <w:t>2025-05-09</w:t>
       <w:br/>
       <w:br/>
     </w:r>

--- a/tillsyn/A 7236-2025 tillsynsbegäran.docx
+++ b/tillsyn/A 7236-2025 tillsynsbegäran.docx
@@ -773,7 +773,7 @@
     <w:r>
       <w:tab/>
       <w:tab/>
-      <w:t>2025-05-09</w:t>
+      <w:t>2025-05-10</w:t>
       <w:br/>
       <w:br/>
     </w:r>

--- a/tillsyn/A 7236-2025 tillsynsbegäran.docx
+++ b/tillsyn/A 7236-2025 tillsynsbegäran.docx
@@ -773,7 +773,7 @@
     <w:r>
       <w:tab/>
       <w:tab/>
-      <w:t>2025-05-10</w:t>
+      <w:t>2025-05-11</w:t>
       <w:br/>
       <w:br/>
     </w:r>

--- a/tillsyn/A 7236-2025 tillsynsbegäran.docx
+++ b/tillsyn/A 7236-2025 tillsynsbegäran.docx
@@ -773,7 +773,7 @@
     <w:r>
       <w:tab/>
       <w:tab/>
-      <w:t>2025-05-11</w:t>
+      <w:t>2025-05-12</w:t>
       <w:br/>
       <w:br/>
     </w:r>

--- a/tillsyn/A 7236-2025 tillsynsbegäran.docx
+++ b/tillsyn/A 7236-2025 tillsynsbegäran.docx
@@ -773,7 +773,7 @@
     <w:r>
       <w:tab/>
       <w:tab/>
-      <w:t>2025-05-12</w:t>
+      <w:t>2025-05-13</w:t>
       <w:br/>
       <w:br/>
     </w:r>

--- a/tillsyn/A 7236-2025 tillsynsbegäran.docx
+++ b/tillsyn/A 7236-2025 tillsynsbegäran.docx
@@ -773,7 +773,7 @@
     <w:r>
       <w:tab/>
       <w:tab/>
-      <w:t>2025-05-13</w:t>
+      <w:t>2025-05-14</w:t>
       <w:br/>
       <w:br/>
     </w:r>

--- a/tillsyn/A 7236-2025 tillsynsbegäran.docx
+++ b/tillsyn/A 7236-2025 tillsynsbegäran.docx
@@ -773,7 +773,7 @@
     <w:r>
       <w:tab/>
       <w:tab/>
-      <w:t>2025-05-14</w:t>
+      <w:t>2025-05-15</w:t>
       <w:br/>
       <w:br/>
     </w:r>

--- a/tillsyn/A 7236-2025 tillsynsbegäran.docx
+++ b/tillsyn/A 7236-2025 tillsynsbegäran.docx
@@ -773,7 +773,7 @@
     <w:r>
       <w:tab/>
       <w:tab/>
-      <w:t>2025-05-15</w:t>
+      <w:t>2025-05-16</w:t>
       <w:br/>
       <w:br/>
     </w:r>

--- a/tillsyn/A 7236-2025 tillsynsbegäran.docx
+++ b/tillsyn/A 7236-2025 tillsynsbegäran.docx
@@ -773,7 +773,7 @@
     <w:r>
       <w:tab/>
       <w:tab/>
-      <w:t>2025-05-16</w:t>
+      <w:t>2025-05-17</w:t>
       <w:br/>
       <w:br/>
     </w:r>

--- a/tillsyn/A 7236-2025 tillsynsbegäran.docx
+++ b/tillsyn/A 7236-2025 tillsynsbegäran.docx
@@ -773,7 +773,7 @@
     <w:r>
       <w:tab/>
       <w:tab/>
-      <w:t>2025-05-17</w:t>
+      <w:t>2025-05-18</w:t>
       <w:br/>
       <w:br/>
     </w:r>

--- a/tillsyn/A 7236-2025 tillsynsbegäran.docx
+++ b/tillsyn/A 7236-2025 tillsynsbegäran.docx
@@ -773,7 +773,7 @@
     <w:r>
       <w:tab/>
       <w:tab/>
-      <w:t>2025-05-18</w:t>
+      <w:t>2025-05-19</w:t>
       <w:br/>
       <w:br/>
     </w:r>

--- a/tillsyn/A 7236-2025 tillsynsbegäran.docx
+++ b/tillsyn/A 7236-2025 tillsynsbegäran.docx
@@ -773,7 +773,7 @@
     <w:r>
       <w:tab/>
       <w:tab/>
-      <w:t>2025-05-19</w:t>
+      <w:t>2025-05-20</w:t>
       <w:br/>
       <w:br/>
     </w:r>

--- a/tillsyn/A 7236-2025 tillsynsbegäran.docx
+++ b/tillsyn/A 7236-2025 tillsynsbegäran.docx
@@ -773,7 +773,7 @@
     <w:r>
       <w:tab/>
       <w:tab/>
-      <w:t>2025-05-20</w:t>
+      <w:t>2025-05-21</w:t>
       <w:br/>
       <w:br/>
     </w:r>

--- a/tillsyn/A 7236-2025 tillsynsbegäran.docx
+++ b/tillsyn/A 7236-2025 tillsynsbegäran.docx
@@ -773,7 +773,7 @@
     <w:r>
       <w:tab/>
       <w:tab/>
-      <w:t>2025-05-21</w:t>
+      <w:t>2025-05-22</w:t>
       <w:br/>
       <w:br/>
     </w:r>

--- a/tillsyn/A 7236-2025 tillsynsbegäran.docx
+++ b/tillsyn/A 7236-2025 tillsynsbegäran.docx
@@ -773,7 +773,7 @@
     <w:r>
       <w:tab/>
       <w:tab/>
-      <w:t>2025-05-22</w:t>
+      <w:t>2025-05-23</w:t>
       <w:br/>
       <w:br/>
     </w:r>

--- a/tillsyn/A 7236-2025 tillsynsbegäran.docx
+++ b/tillsyn/A 7236-2025 tillsynsbegäran.docx
@@ -773,7 +773,7 @@
     <w:r>
       <w:tab/>
       <w:tab/>
-      <w:t>2025-05-23</w:t>
+      <w:t>2025-05-24</w:t>
       <w:br/>
       <w:br/>
     </w:r>

--- a/tillsyn/A 7236-2025 tillsynsbegäran.docx
+++ b/tillsyn/A 7236-2025 tillsynsbegäran.docx
@@ -773,7 +773,7 @@
     <w:r>
       <w:tab/>
       <w:tab/>
-      <w:t>2025-05-24</w:t>
+      <w:t>2025-05-25</w:t>
       <w:br/>
       <w:br/>
     </w:r>

--- a/tillsyn/A 7236-2025 tillsynsbegäran.docx
+++ b/tillsyn/A 7236-2025 tillsynsbegäran.docx
@@ -773,7 +773,7 @@
     <w:r>
       <w:tab/>
       <w:tab/>
-      <w:t>2025-05-25</w:t>
+      <w:t>2025-05-26</w:t>
       <w:br/>
       <w:br/>
     </w:r>

--- a/tillsyn/A 7236-2025 tillsynsbegäran.docx
+++ b/tillsyn/A 7236-2025 tillsynsbegäran.docx
@@ -773,7 +773,7 @@
     <w:r>
       <w:tab/>
       <w:tab/>
-      <w:t>2025-05-26</w:t>
+      <w:t>2025-05-27</w:t>
       <w:br/>
       <w:br/>
     </w:r>

--- a/tillsyn/A 7236-2025 tillsynsbegäran.docx
+++ b/tillsyn/A 7236-2025 tillsynsbegäran.docx
@@ -773,7 +773,7 @@
     <w:r>
       <w:tab/>
       <w:tab/>
-      <w:t>2025-05-27</w:t>
+      <w:t>2025-05-30</w:t>
       <w:br/>
       <w:br/>
     </w:r>

--- a/tillsyn/A 7236-2025 tillsynsbegäran.docx
+++ b/tillsyn/A 7236-2025 tillsynsbegäran.docx
@@ -773,7 +773,7 @@
     <w:r>
       <w:tab/>
       <w:tab/>
-      <w:t>2025-05-30</w:t>
+      <w:t>2025-06-01</w:t>
       <w:br/>
       <w:br/>
     </w:r>

--- a/tillsyn/A 7236-2025 tillsynsbegäran.docx
+++ b/tillsyn/A 7236-2025 tillsynsbegäran.docx
@@ -773,7 +773,7 @@
     <w:r>
       <w:tab/>
       <w:tab/>
-      <w:t>2025-06-01</w:t>
+      <w:t>2025-06-02</w:t>
       <w:br/>
       <w:br/>
     </w:r>

--- a/tillsyn/A 7236-2025 tillsynsbegäran.docx
+++ b/tillsyn/A 7236-2025 tillsynsbegäran.docx
@@ -773,7 +773,7 @@
     <w:r>
       <w:tab/>
       <w:tab/>
-      <w:t>2025-06-02</w:t>
+      <w:t>2025-06-03</w:t>
       <w:br/>
       <w:br/>
     </w:r>

--- a/tillsyn/A 7236-2025 tillsynsbegäran.docx
+++ b/tillsyn/A 7236-2025 tillsynsbegäran.docx
@@ -773,7 +773,7 @@
     <w:r>
       <w:tab/>
       <w:tab/>
-      <w:t>2025-06-03</w:t>
+      <w:t>2025-06-04</w:t>
       <w:br/>
       <w:br/>
     </w:r>

--- a/tillsyn/A 7236-2025 tillsynsbegäran.docx
+++ b/tillsyn/A 7236-2025 tillsynsbegäran.docx
@@ -773,7 +773,7 @@
     <w:r>
       <w:tab/>
       <w:tab/>
-      <w:t>2025-06-04</w:t>
+      <w:t>2025-06-05</w:t>
       <w:br/>
       <w:br/>
     </w:r>

--- a/tillsyn/A 7236-2025 tillsynsbegäran.docx
+++ b/tillsyn/A 7236-2025 tillsynsbegäran.docx
@@ -773,7 +773,7 @@
     <w:r>
       <w:tab/>
       <w:tab/>
-      <w:t>2025-06-05</w:t>
+      <w:t>2025-06-13</w:t>
       <w:br/>
       <w:br/>
     </w:r>

--- a/tillsyn/A 7236-2025 tillsynsbegäran.docx
+++ b/tillsyn/A 7236-2025 tillsynsbegäran.docx
@@ -773,7 +773,7 @@
     <w:r>
       <w:tab/>
       <w:tab/>
-      <w:t>2025-06-13</w:t>
+      <w:t>2025-06-15</w:t>
       <w:br/>
       <w:br/>
     </w:r>

--- a/tillsyn/A 7236-2025 tillsynsbegäran.docx
+++ b/tillsyn/A 7236-2025 tillsynsbegäran.docx
@@ -773,7 +773,7 @@
     <w:r>
       <w:tab/>
       <w:tab/>
-      <w:t>2025-06-15</w:t>
+      <w:t>2025-06-16</w:t>
       <w:br/>
       <w:br/>
     </w:r>

--- a/tillsyn/A 7236-2025 tillsynsbegäran.docx
+++ b/tillsyn/A 7236-2025 tillsynsbegäran.docx
@@ -773,7 +773,7 @@
     <w:r>
       <w:tab/>
       <w:tab/>
-      <w:t>2025-06-16</w:t>
+      <w:t>2025-06-17</w:t>
       <w:br/>
       <w:br/>
     </w:r>

--- a/tillsyn/A 7236-2025 tillsynsbegäran.docx
+++ b/tillsyn/A 7236-2025 tillsynsbegäran.docx
@@ -773,7 +773,7 @@
     <w:r>
       <w:tab/>
       <w:tab/>
-      <w:t>2025-06-17</w:t>
+      <w:t>2025-06-18</w:t>
       <w:br/>
       <w:br/>
     </w:r>

--- a/tillsyn/A 7236-2025 tillsynsbegäran.docx
+++ b/tillsyn/A 7236-2025 tillsynsbegäran.docx
@@ -773,7 +773,7 @@
     <w:r>
       <w:tab/>
       <w:tab/>
-      <w:t>2025-06-18</w:t>
+      <w:t>2025-06-19</w:t>
       <w:br/>
       <w:br/>
     </w:r>

--- a/tillsyn/A 7236-2025 tillsynsbegäran.docx
+++ b/tillsyn/A 7236-2025 tillsynsbegäran.docx
@@ -773,7 +773,7 @@
     <w:r>
       <w:tab/>
       <w:tab/>
-      <w:t>2025-06-19</w:t>
+      <w:t>2025-06-20</w:t>
       <w:br/>
       <w:br/>
     </w:r>

--- a/tillsyn/A 7236-2025 tillsynsbegäran.docx
+++ b/tillsyn/A 7236-2025 tillsynsbegäran.docx
@@ -773,7 +773,7 @@
     <w:r>
       <w:tab/>
       <w:tab/>
-      <w:t>2025-06-20</w:t>
+      <w:t>2025-06-21</w:t>
       <w:br/>
       <w:br/>
     </w:r>

--- a/tillsyn/A 7236-2025 tillsynsbegäran.docx
+++ b/tillsyn/A 7236-2025 tillsynsbegäran.docx
@@ -773,7 +773,7 @@
     <w:r>
       <w:tab/>
       <w:tab/>
-      <w:t>2025-06-21</w:t>
+      <w:t>2025-06-22</w:t>
       <w:br/>
       <w:br/>
     </w:r>

--- a/tillsyn/A 7236-2025 tillsynsbegäran.docx
+++ b/tillsyn/A 7236-2025 tillsynsbegäran.docx
@@ -773,7 +773,7 @@
     <w:r>
       <w:tab/>
       <w:tab/>
-      <w:t>2025-06-22</w:t>
+      <w:t>2025-06-23</w:t>
       <w:br/>
       <w:br/>
     </w:r>

--- a/tillsyn/A 7236-2025 tillsynsbegäran.docx
+++ b/tillsyn/A 7236-2025 tillsynsbegäran.docx
@@ -773,7 +773,7 @@
     <w:r>
       <w:tab/>
       <w:tab/>
-      <w:t>2025-06-23</w:t>
+      <w:t>2025-06-24</w:t>
       <w:br/>
       <w:br/>
     </w:r>

--- a/tillsyn/A 7236-2025 tillsynsbegäran.docx
+++ b/tillsyn/A 7236-2025 tillsynsbegäran.docx
@@ -773,7 +773,7 @@
     <w:r>
       <w:tab/>
       <w:tab/>
-      <w:t>2025-06-24</w:t>
+      <w:t>2025-06-25</w:t>
       <w:br/>
       <w:br/>
     </w:r>

--- a/tillsyn/A 7236-2025 tillsynsbegäran.docx
+++ b/tillsyn/A 7236-2025 tillsynsbegäran.docx
@@ -773,7 +773,7 @@
     <w:r>
       <w:tab/>
       <w:tab/>
-      <w:t>2025-06-25</w:t>
+      <w:t>2025-06-26</w:t>
       <w:br/>
       <w:br/>
     </w:r>

--- a/tillsyn/A 7236-2025 tillsynsbegäran.docx
+++ b/tillsyn/A 7236-2025 tillsynsbegäran.docx
@@ -773,7 +773,7 @@
     <w:r>
       <w:tab/>
       <w:tab/>
-      <w:t>2025-06-26</w:t>
+      <w:t>2025-06-27</w:t>
       <w:br/>
       <w:br/>
     </w:r>

--- a/tillsyn/A 7236-2025 tillsynsbegäran.docx
+++ b/tillsyn/A 7236-2025 tillsynsbegäran.docx
@@ -773,7 +773,7 @@
     <w:r>
       <w:tab/>
       <w:tab/>
-      <w:t>2025-06-27</w:t>
+      <w:t>2025-06-28</w:t>
       <w:br/>
       <w:br/>
     </w:r>

--- a/tillsyn/A 7236-2025 tillsynsbegäran.docx
+++ b/tillsyn/A 7236-2025 tillsynsbegäran.docx
@@ -773,7 +773,7 @@
     <w:r>
       <w:tab/>
       <w:tab/>
-      <w:t>2025-06-28</w:t>
+      <w:t>2025-06-29</w:t>
       <w:br/>
       <w:br/>
     </w:r>

--- a/tillsyn/A 7236-2025 tillsynsbegäran.docx
+++ b/tillsyn/A 7236-2025 tillsynsbegäran.docx
@@ -773,7 +773,7 @@
     <w:r>
       <w:tab/>
       <w:tab/>
-      <w:t>2025-06-29</w:t>
+      <w:t>2025-06-30</w:t>
       <w:br/>
       <w:br/>
     </w:r>

--- a/tillsyn/A 7236-2025 tillsynsbegäran.docx
+++ b/tillsyn/A 7236-2025 tillsynsbegäran.docx
@@ -773,7 +773,7 @@
     <w:r>
       <w:tab/>
       <w:tab/>
-      <w:t>2025-06-30</w:t>
+      <w:t>2025-07-01</w:t>
       <w:br/>
       <w:br/>
     </w:r>

--- a/tillsyn/A 7236-2025 tillsynsbegäran.docx
+++ b/tillsyn/A 7236-2025 tillsynsbegäran.docx
@@ -773,7 +773,7 @@
     <w:r>
       <w:tab/>
       <w:tab/>
-      <w:t>2025-07-01</w:t>
+      <w:t>2025-07-02</w:t>
       <w:br/>
       <w:br/>
     </w:r>

--- a/tillsyn/A 7236-2025 tillsynsbegäran.docx
+++ b/tillsyn/A 7236-2025 tillsynsbegäran.docx
@@ -773,7 +773,7 @@
     <w:r>
       <w:tab/>
       <w:tab/>
-      <w:t>2025-07-02</w:t>
+      <w:t>2025-07-03</w:t>
       <w:br/>
       <w:br/>
     </w:r>

--- a/tillsyn/A 7236-2025 tillsynsbegäran.docx
+++ b/tillsyn/A 7236-2025 tillsynsbegäran.docx
@@ -773,7 +773,7 @@
     <w:r>
       <w:tab/>
       <w:tab/>
-      <w:t>2025-07-03</w:t>
+      <w:t>2025-07-04</w:t>
       <w:br/>
       <w:br/>
     </w:r>

--- a/tillsyn/A 7236-2025 tillsynsbegäran.docx
+++ b/tillsyn/A 7236-2025 tillsynsbegäran.docx
@@ -773,7 +773,7 @@
     <w:r>
       <w:tab/>
       <w:tab/>
-      <w:t>2025-07-04</w:t>
+      <w:t>2025-07-05</w:t>
       <w:br/>
       <w:br/>
     </w:r>

--- a/tillsyn/A 7236-2025 tillsynsbegäran.docx
+++ b/tillsyn/A 7236-2025 tillsynsbegäran.docx
@@ -773,7 +773,7 @@
     <w:r>
       <w:tab/>
       <w:tab/>
-      <w:t>2025-07-05</w:t>
+      <w:t>2025-07-06</w:t>
       <w:br/>
       <w:br/>
     </w:r>

--- a/tillsyn/A 7236-2025 tillsynsbegäran.docx
+++ b/tillsyn/A 7236-2025 tillsynsbegäran.docx
@@ -773,7 +773,7 @@
     <w:r>
       <w:tab/>
       <w:tab/>
-      <w:t>2025-07-06</w:t>
+      <w:t>2025-07-07</w:t>
       <w:br/>
       <w:br/>
     </w:r>

--- a/tillsyn/A 7236-2025 tillsynsbegäran.docx
+++ b/tillsyn/A 7236-2025 tillsynsbegäran.docx
@@ -773,7 +773,7 @@
     <w:r>
       <w:tab/>
       <w:tab/>
-      <w:t>2025-07-07</w:t>
+      <w:t>2025-07-08</w:t>
       <w:br/>
       <w:br/>
     </w:r>

--- a/tillsyn/A 7236-2025 tillsynsbegäran.docx
+++ b/tillsyn/A 7236-2025 tillsynsbegäran.docx
@@ -773,7 +773,7 @@
     <w:r>
       <w:tab/>
       <w:tab/>
-      <w:t>2025-07-08</w:t>
+      <w:t>2025-07-09</w:t>
       <w:br/>
       <w:br/>
     </w:r>

--- a/tillsyn/A 7236-2025 tillsynsbegäran.docx
+++ b/tillsyn/A 7236-2025 tillsynsbegäran.docx
@@ -773,7 +773,7 @@
     <w:r>
       <w:tab/>
       <w:tab/>
-      <w:t>2025-07-09</w:t>
+      <w:t>2025-07-11</w:t>
       <w:br/>
       <w:br/>
     </w:r>

--- a/tillsyn/A 7236-2025 tillsynsbegäran.docx
+++ b/tillsyn/A 7236-2025 tillsynsbegäran.docx
@@ -773,7 +773,7 @@
     <w:r>
       <w:tab/>
       <w:tab/>
-      <w:t>2025-07-11</w:t>
+      <w:t>2025-07-12</w:t>
       <w:br/>
       <w:br/>
     </w:r>

--- a/tillsyn/A 7236-2025 tillsynsbegäran.docx
+++ b/tillsyn/A 7236-2025 tillsynsbegäran.docx
@@ -773,7 +773,7 @@
     <w:r>
       <w:tab/>
       <w:tab/>
-      <w:t>2025-07-12</w:t>
+      <w:t>2025-07-13</w:t>
       <w:br/>
       <w:br/>
     </w:r>

--- a/tillsyn/A 7236-2025 tillsynsbegäran.docx
+++ b/tillsyn/A 7236-2025 tillsynsbegäran.docx
@@ -773,7 +773,7 @@
     <w:r>
       <w:tab/>
       <w:tab/>
-      <w:t>2025-07-13</w:t>
+      <w:t>2025-07-14</w:t>
       <w:br/>
       <w:br/>
     </w:r>

--- a/tillsyn/A 7236-2025 tillsynsbegäran.docx
+++ b/tillsyn/A 7236-2025 tillsynsbegäran.docx
@@ -811,7 +811,7 @@
     <w:r>
       <w:tab/>
       <w:tab/>
-      <w:t>2025-08-06</w:t>
+      <w:t>2025-08-09</w:t>
       <w:br/>
       <w:br/>
     </w:r>
